--- a/companies/hollowell-ip/Engagements/Odonnell Inc/Meeting Minutes 2019-08-06 - Odonnell Inc.docx
+++ b/companies/hollowell-ip/Engagements/Odonnell Inc/Meeting Minutes 2019-08-06 - Odonnell Inc.docx
@@ -7,12 +7,12 @@
         <w:pStyle w:val="Heading1"/>
       </w:pPr>
       <w:r>
-        <w:t>Portfolio Review Working Session: Odonnell Inc</w:t>
+        <w:t>Working Session Minutes: Patent Portfolio Review for Odonnell Inc</w:t>
       </w:r>
     </w:p>
     <w:p>
       <w:r>
-        <w:t>Minutes recorded by Heather Munoz. Working session on the Odonnell Inc portfolio review, covering progress to date, the open items, and the assignments carried forward.</w:t>
+        <w:t>The issued families reviewed so far are in workable order, and the review stays on its current schedule. Three decisions were taken. They are recorded below, followed by the discussion and the open items.</w:t>
       </w:r>
     </w:p>
     <w:p>
@@ -20,7 +20,7 @@
         <w:pStyle w:val="Heading2"/>
       </w:pPr>
       <w:r>
-        <w:t>Attendees</w:t>
+        <w:t>Present</w:t>
       </w:r>
     </w:p>
     <w:p>
@@ -28,7 +28,7 @@
         <w:pStyle w:val="ListBullet"/>
       </w:pPr>
       <w:r>
-        <w:t>Heather Munoz, Partner, Prosecution</w:t>
+        <w:t>Heather Munoz, Partner</w:t>
       </w:r>
     </w:p>
     <w:p>
@@ -36,7 +36,7 @@
         <w:pStyle w:val="ListBullet"/>
       </w:pPr>
       <w:r>
-        <w:t>Kelly Snyder, Patent Agent, Prosecution</w:t>
+        <w:t>Kelly Snyder, Patent Agent</w:t>
       </w:r>
     </w:p>
     <w:p>
@@ -44,7 +44,7 @@
         <w:pStyle w:val="ListBullet"/>
       </w:pPr>
       <w:r>
-        <w:t>Amanda Schwartz, Associate, Prosecution</w:t>
+        <w:t>Amanda Schwartz, Associate</w:t>
       </w:r>
     </w:p>
     <w:p>
@@ -60,12 +60,31 @@
         <w:pStyle w:val="Heading2"/>
       </w:pPr>
       <w:r>
-        <w:t>Where the Review Stands</w:t>
+        <w:t>Decisions</w:t>
       </w:r>
     </w:p>
     <w:p>
+      <w:pPr>
+        <w:pStyle w:val="ListBullet"/>
+      </w:pPr>
       <w:r>
-        <w:t>The review is on schedule and no docket date is at risk. Kelly Snyder has closed the docket audit for the full portfolio, and the dates now reconcile against the office record, with two corrections found during the audit entered and cross-checked by a second reader. Amanda Schwartz has completed the file histories for the larger families, and the remaining families are in progress. Roughly half the portfolio has had a first substantive read; the rest is sequenced and waiting.</w:t>
+        <w:t>Corrective assignments go ahead on the older families with gaps in the recorded title.</w:t>
+      </w:r>
+    </w:p>
+    <w:p>
+      <w:pPr>
+        <w:pStyle w:val="ListBullet"/>
+      </w:pPr>
+      <w:r>
+        <w:t>No continuation is filed until Gary Smith has a cost estimate for it.</w:t>
+      </w:r>
+    </w:p>
+    <w:p>
+      <w:pPr>
+        <w:pStyle w:val="ListBullet"/>
+      </w:pPr>
+      <w:r>
+        <w:t>Lapse candidates stay in force until the final report. Any payment that falls due first comes to Gary Smith with a recommendation well ahead of its date.</w:t>
       </w:r>
     </w:p>
     <w:p>
@@ -78,25 +97,52 @@
     </w:p>
     <w:p>
       <w:r>
-        <w:t>Heather Munoz walked the group through the families reviewed so far. Two families carry claims broader than the prosecution history comfortably supports, and both are marked for a closer read before any conclusion is offered; nothing about claim scope was represented as settled at this session. A third family turned up a term amended during prosecution that narrows the claim more than the file summary suggested, and that one is flagged for the same closer read.</w:t>
+        <w:t>Issued families. Kelly Snyder took the group through the issued families finished so far. Most are in force, with clean prosecution histories and claims that still read on products in the current list.</w:t>
       </w:r>
     </w:p>
     <w:p>
       <w:r>
-        <w:t>Gary Smith asked that the families most important to the company's current work be moved up in the review order, and the team agreed to resequence accordingly. He also asked when he could expect the first written summaries. Heather Munoz committed to sending the summary for the largest family once its closer read is complete, and to holding any scope conclusion until then.</w:t>
-      </w:r>
-    </w:p>
-    <w:p>
-      <w:pPr>
-        <w:pStyle w:val="Heading2"/>
-      </w:pPr>
-      <w:r>
-        <w:t>Docket and Deadlines</w:t>
+        <w:t>Some cover products the company no longer sells. Those are the lapse candidates. Gary Smith asked that none be dropped before he has seen the final report.</w:t>
       </w:r>
     </w:p>
     <w:p>
       <w:r>
-        <w:t>The docket carried the meeting. Heather Munoz confirmed that every family now sits on the matter docket with its dates reconciled, and that the two corrections have been entered and confirmed against the office record. Gary Smith asked how the firm guards against a missed date. Heather Munoz described the weekly reconciliation and the rule that any date in question is raised the day it is found, not at the next scheduled review.</w:t>
+        <w:t>Title. Amanda Schwartz reported that several older families lack a recorded assignment from at least one inventor. If the inventor's employment agreement contains a present assignment of inventions, recording that agreement may close the gap; if it only promises a future assignment, a signed assignment is needed.</w:t>
+      </w:r>
+    </w:p>
+    <w:p>
+      <w:r>
+        <w:t>Gary Smith will find out which of those inventors are still with the company. For anyone who has left, Amanda Schwartz will set out the options in writing.</w:t>
+      </w:r>
+    </w:p>
+    <w:p>
+      <w:r>
+        <w:t>Pending applications. One pending family has subject matter that may be worth a continuation. A continuation must be filed while the parent is still pending, so the family is flagged on our docket while the estimate is prepared.</w:t>
+      </w:r>
+    </w:p>
+    <w:p>
+      <w:r>
+        <w:t>Kelly Snyder noted that the filing and prosecution costs of a continuation sit outside this review. Gary Smith asked for the estimate before any decision.</w:t>
+      </w:r>
+    </w:p>
+    <w:p>
+      <w:r>
+        <w:t>Foreign counterparts. Gary Smith confirmed that his office pays the foreign annuities directly. Kelly Snyder will send him the annuity dates from the reconciliation so that both calendars carry the same dates.</w:t>
+      </w:r>
+    </w:p>
+    <w:p>
+      <w:r>
+        <w:t>Maintenance fee. The fee paid in June on the older patent is recorded. That family will be reviewed in its turn, like the others.</w:t>
+      </w:r>
+    </w:p>
+    <w:p>
+      <w:r>
+        <w:t>Products. The current product list is mapped. Planned releases are not, because the release plans have not yet arrived.</w:t>
+      </w:r>
+    </w:p>
+    <w:p>
+      <w:r>
+        <w:t>Schedule. The remaining families follow in deadline order. Kelly Snyder will circulate a written status report later this month.</w:t>
       </w:r>
     </w:p>
     <w:p>
@@ -105,19 +151,6 @@
       </w:pPr>
       <w:r>
         <w:t>Open Items</w:t>
-      </w:r>
-    </w:p>
-    <w:p>
-      <w:r>
-        <w:t>Two items are open. Kelly Snyder is confirming the chain of one continuation whose recorded priority date does not match the file, and Amanda Schwartz is retrieving two documents missing from the histories on the smaller families. Neither affects a live deadline, and both are due before the next session. Until the continuation chain is confirmed, its recorded priority date stays marked unconfirmed on the master list, and no conclusion for that family rests on it.</w:t>
-      </w:r>
-    </w:p>
-    <w:p>
-      <w:pPr>
-        <w:pStyle w:val="Heading2"/>
-      </w:pPr>
-      <w:r>
-        <w:t>Action Items</w:t>
       </w:r>
     </w:p>
     <w:tbl>
@@ -167,7 +200,7 @@
               <w:rPr>
                 <w:b/>
               </w:rPr>
-              <w:t>Due</w:t>
+              <w:t>Timing</w:t>
             </w:r>
           </w:p>
         </w:tc>
@@ -179,7 +212,7 @@
           </w:tcPr>
           <w:p>
             <w:r>
-              <w:t>Resequence the remaining families to the priority Gary Smith set at this session</w:t>
+              <w:t>Confirm which inventors on the older families are still employed and locate their agreements</w:t>
             </w:r>
           </w:p>
         </w:tc>
@@ -189,7 +222,39 @@
           </w:tcPr>
           <w:p>
             <w:r>
-              <w:t>Heather Munoz</w:t>
+              <w:t>Gary Smith</w:t>
+            </w:r>
+          </w:p>
+        </w:tc>
+        <w:tc>
+          <w:tcPr>
+            <w:tcW w:type="dxa" w:w="2880"/>
+          </w:tcPr>
+          <w:p>
+            <w:r>
+              <w:t>Within two weeks</w:t>
+            </w:r>
+          </w:p>
+        </w:tc>
+      </w:tr>
+      <w:tr>
+        <w:tc>
+          <w:tcPr>
+            <w:tcW w:type="dxa" w:w="2880"/>
+          </w:tcPr>
+          <w:p>
+            <w:r>
+              <w:t>Send the foreign annuity dates from the reconciliation</w:t>
+            </w:r>
+          </w:p>
+        </w:tc>
+        <w:tc>
+          <w:tcPr>
+            <w:tcW w:type="dxa" w:w="2880"/>
+          </w:tcPr>
+          <w:p>
+            <w:r>
+              <w:t>Kelly Snyder</w:t>
             </w:r>
           </w:p>
         </w:tc>
@@ -211,7 +276,71 @@
           </w:tcPr>
           <w:p>
             <w:r>
-              <w:t>Confirm the continuation chain and correct the recorded priority date</w:t>
+              <w:t>Send release plans for the next two years</w:t>
+            </w:r>
+          </w:p>
+        </w:tc>
+        <w:tc>
+          <w:tcPr>
+            <w:tcW w:type="dxa" w:w="2880"/>
+          </w:tcPr>
+          <w:p>
+            <w:r>
+              <w:t>Gary Smith</w:t>
+            </w:r>
+          </w:p>
+        </w:tc>
+        <w:tc>
+          <w:tcPr>
+            <w:tcW w:type="dxa" w:w="2880"/>
+          </w:tcPr>
+          <w:p>
+            <w:r>
+              <w:t>Before the status report</w:t>
+            </w:r>
+          </w:p>
+        </w:tc>
+      </w:tr>
+      <w:tr>
+        <w:tc>
+          <w:tcPr>
+            <w:tcW w:type="dxa" w:w="2880"/>
+          </w:tcPr>
+          <w:p>
+            <w:r>
+              <w:t>Draft corrective assignments for the families with recording gaps</w:t>
+            </w:r>
+          </w:p>
+        </w:tc>
+        <w:tc>
+          <w:tcPr>
+            <w:tcW w:type="dxa" w:w="2880"/>
+          </w:tcPr>
+          <w:p>
+            <w:r>
+              <w:t>Amanda Schwartz</w:t>
+            </w:r>
+          </w:p>
+        </w:tc>
+        <w:tc>
+          <w:tcPr>
+            <w:tcW w:type="dxa" w:w="2880"/>
+          </w:tcPr>
+          <w:p>
+            <w:r>
+              <w:t>Within two weeks of receiving the agreements</w:t>
+            </w:r>
+          </w:p>
+        </w:tc>
+      </w:tr>
+      <w:tr>
+        <w:tc>
+          <w:tcPr>
+            <w:tcW w:type="dxa" w:w="2880"/>
+          </w:tcPr>
+          <w:p>
+            <w:r>
+              <w:t>Prepare a cost estimate for the continuation candidate</w:t>
             </w:r>
           </w:p>
         </w:tc>
@@ -231,7 +360,7 @@
           </w:tcPr>
           <w:p>
             <w:r>
-              <w:t>Before the next session</w:t>
+              <w:t>Before the status report</w:t>
             </w:r>
           </w:p>
         </w:tc>
@@ -243,7 +372,7 @@
           </w:tcPr>
           <w:p>
             <w:r>
-              <w:t>Complete the file histories on the remaining families and retrieve the missing documents</w:t>
+              <w:t>Circulate the written status report</w:t>
             </w:r>
           </w:p>
         </w:tc>
@@ -253,7 +382,7 @@
           </w:tcPr>
           <w:p>
             <w:r>
-              <w:t>Amanda Schwartz</w:t>
+              <w:t>Kelly Snyder</w:t>
             </w:r>
           </w:p>
         </w:tc>
@@ -263,7 +392,7 @@
           </w:tcPr>
           <w:p>
             <w:r>
-              <w:t>Before the next session</w:t>
+              <w:t>Later this month</w:t>
             </w:r>
           </w:p>
         </w:tc>
@@ -275,7 +404,7 @@
           </w:tcPr>
           <w:p>
             <w:r>
-              <w:t>Send Odonnell Inc a short note listing the families flagged for a closer read</w:t>
+              <w:t>Review the lapse candidates and approve each recommendation</w:t>
             </w:r>
           </w:p>
         </w:tc>
@@ -295,23 +424,15 @@
           </w:tcPr>
           <w:p>
             <w:r>
-              <w:t>This week</w:t>
+              <w:t>Before the final report</w:t>
             </w:r>
           </w:p>
         </w:tc>
       </w:tr>
     </w:tbl>
     <w:p>
-      <w:pPr>
-        <w:pStyle w:val="Heading2"/>
-      </w:pPr>
       <w:r>
-        <w:t>Next Session</w:t>
-      </w:r>
-    </w:p>
-    <w:p>
-      <w:r>
-        <w:t>The next working session will take the reviewed families in the resequenced order and the flagged families in detail. Heather Munoz will circulate a short agenda beforehand, with the flagged families listed first. No decision on claim scope will be asked of Odonnell Inc until the closer read on those families is complete, and any date that surfaces in the meantime will be reported the day it is found.</w:t>
+        <w:t>Recorded by Heather Munoz.</w:t>
       </w:r>
     </w:p>
     <w:sectPr>
